--- a/Files/MUS_RUTAS_MTC_Manual_Usuario.docx
+++ b/Files/MUS_RUTAS_MTC_Manual_Usuario.docx
@@ -391,7 +391,7 @@
                 <w:color w:val="111317"/>
                 <w:sz w:val="18"/>
               </w:rPr>
-              <w:t>G</w:t>
+              <w:t>Tapia Tang, Marcelo B.</w:t>
             </w:r>
             <w:r>
               <w:rPr>
@@ -399,7 +399,6 @@
                 <w:color w:val="111317"/>
                 <w:sz w:val="18"/>
               </w:rPr>
-              <w:t>u</w:t>
             </w:r>
             <w:r>
               <w:rPr>
@@ -407,7 +406,6 @@
                 <w:color w:val="111317"/>
                 <w:sz w:val="18"/>
               </w:rPr>
-              <w:t>e</w:t>
             </w:r>
             <w:r>
               <w:rPr>
@@ -415,7 +413,6 @@
                 <w:color w:val="111317"/>
                 <w:sz w:val="18"/>
               </w:rPr>
-              <w:t>r</w:t>
             </w:r>
             <w:r>
               <w:rPr>
@@ -423,7 +420,6 @@
                 <w:color w:val="111317"/>
                 <w:sz w:val="18"/>
               </w:rPr>
-              <w:t>r</w:t>
             </w:r>
             <w:r>
               <w:rPr>
@@ -431,7 +427,6 @@
                 <w:color w:val="111317"/>
                 <w:sz w:val="18"/>
               </w:rPr>
-              <w:t>a</w:t>
             </w:r>
             <w:r>
               <w:rPr>
@@ -439,7 +434,6 @@
                 <w:color w:val="111317"/>
                 <w:sz w:val="18"/>
               </w:rPr>
-              <w:t xml:space="preserve"> </w:t>
             </w:r>
             <w:r>
               <w:rPr>
@@ -447,7 +441,6 @@
                 <w:color w:val="111317"/>
                 <w:sz w:val="18"/>
               </w:rPr>
-              <w:t>R</w:t>
             </w:r>
             <w:r>
               <w:rPr>
@@ -455,7 +448,6 @@
                 <w:color w:val="111317"/>
                 <w:sz w:val="18"/>
               </w:rPr>
-              <w:t>í</w:t>
             </w:r>
             <w:r>
               <w:rPr>
@@ -463,7 +455,6 @@
                 <w:color w:val="111317"/>
                 <w:sz w:val="18"/>
               </w:rPr>
-              <w:t>o</w:t>
             </w:r>
             <w:r>
               <w:rPr>
@@ -471,7 +462,6 @@
                 <w:color w:val="111317"/>
                 <w:sz w:val="18"/>
               </w:rPr>
-              <w:t>s</w:t>
             </w:r>
             <w:r>
               <w:rPr>
@@ -479,7 +469,6 @@
                 <w:color w:val="111317"/>
                 <w:sz w:val="18"/>
               </w:rPr>
-              <w:t>,</w:t>
             </w:r>
             <w:r>
               <w:rPr>
@@ -487,7 +476,6 @@
                 <w:color w:val="111317"/>
                 <w:sz w:val="18"/>
               </w:rPr>
-              <w:t xml:space="preserve"> </w:t>
             </w:r>
             <w:r>
               <w:rPr>
@@ -495,7 +483,6 @@
                 <w:color w:val="111317"/>
                 <w:sz w:val="18"/>
               </w:rPr>
-              <w:t>F</w:t>
             </w:r>
             <w:r>
               <w:rPr>
@@ -503,7 +490,6 @@
                 <w:color w:val="111317"/>
                 <w:sz w:val="18"/>
               </w:rPr>
-              <w:t>a</w:t>
             </w:r>
             <w:r>
               <w:rPr>
@@ -511,7 +497,6 @@
                 <w:color w:val="111317"/>
                 <w:sz w:val="18"/>
               </w:rPr>
-              <w:t>b</w:t>
             </w:r>
             <w:r>
               <w:rPr>
@@ -519,7 +504,6 @@
                 <w:color w:val="111317"/>
                 <w:sz w:val="18"/>
               </w:rPr>
-              <w:t>i</w:t>
             </w:r>
             <w:r>
               <w:rPr>
@@ -527,7 +511,6 @@
                 <w:color w:val="111317"/>
                 <w:sz w:val="18"/>
               </w:rPr>
-              <w:t>á</w:t>
             </w:r>
             <w:r>
               <w:rPr>
@@ -535,7 +518,6 @@
                 <w:color w:val="111317"/>
                 <w:sz w:val="18"/>
               </w:rPr>
-              <w:t>n</w:t>
             </w:r>
           </w:p>
         </w:tc>
@@ -743,6 +725,12 @@
     <w:p>
       <w:pPr>
         <w:sectPr>
+          <w:headerReference w:type="default" r:id="rId12"/>
+          <w:footerReference w:type="default" r:id="rId13"/>
+          <w:headerReference w:type="first" r:id="rId14"/>
+          <w:footerReference w:type="first" r:id="rId15"/>
+          <w:headerReference w:type="even" r:id="rId16"/>
+          <w:footerReference w:type="even" r:id="rId17"/>
           <w:pgSz w:w="11906" w:h="16838"/>
           <w:pgMar w:top="1361" w:right="1417" w:bottom="1134" w:left="1417" w:header="720" w:footer="720" w:gutter="0"/>
           <w:cols w:space="720"/>
@@ -1757,98 +1745,85 @@
                 <w:color w:val="111317"/>
                 <w:sz w:val="19"/>
               </w:rPr>
-              <w:t>Equipo de Desarrollo —</w:t>
+              <w:t>Equipo de Desarrollo — Tapia M., Valera S., Yanapa R., De Jesús K.</w:t>
             </w:r>
             <w:r>
               <w:rPr>
                 <w:color w:val="111317"/>
                 <w:sz w:val="19"/>
               </w:rPr>
-              <w:t xml:space="preserve"> </w:t>
             </w:r>
             <w:r>
               <w:rPr>
                 <w:color w:val="111317"/>
                 <w:sz w:val="19"/>
               </w:rPr>
-              <w:t>G</w:t>
             </w:r>
             <w:r>
               <w:rPr>
                 <w:color w:val="111317"/>
                 <w:sz w:val="19"/>
               </w:rPr>
-              <w:t>u</w:t>
             </w:r>
             <w:r>
               <w:rPr>
                 <w:color w:val="111317"/>
                 <w:sz w:val="19"/>
               </w:rPr>
-              <w:t>e</w:t>
             </w:r>
             <w:r>
               <w:rPr>
                 <w:color w:val="111317"/>
                 <w:sz w:val="19"/>
               </w:rPr>
-              <w:t>r</w:t>
             </w:r>
             <w:r>
               <w:rPr>
                 <w:color w:val="111317"/>
                 <w:sz w:val="19"/>
               </w:rPr>
-              <w:t>r</w:t>
             </w:r>
             <w:r>
               <w:rPr>
                 <w:color w:val="111317"/>
                 <w:sz w:val="19"/>
               </w:rPr>
-              <w:t>a</w:t>
             </w:r>
             <w:r>
               <w:rPr>
                 <w:color w:val="111317"/>
                 <w:sz w:val="19"/>
               </w:rPr>
-              <w:t xml:space="preserve"> </w:t>
             </w:r>
             <w:r>
               <w:rPr>
                 <w:color w:val="111317"/>
                 <w:sz w:val="19"/>
               </w:rPr>
-              <w:t>F</w:t>
             </w:r>
             <w:r>
               <w:rPr>
                 <w:color w:val="111317"/>
                 <w:sz w:val="19"/>
               </w:rPr>
-              <w:t>.</w:t>
             </w:r>
             <w:r>
               <w:rPr>
                 <w:color w:val="111317"/>
                 <w:sz w:val="19"/>
               </w:rPr>
-              <w:t>,</w:t>
             </w:r>
             <w:r>
               <w:rPr>
                 <w:color w:val="111317"/>
                 <w:sz w:val="19"/>
               </w:rPr>
-              <w:t xml:space="preserve"> </w:t>
             </w:r>
             <w:r>
               <w:rPr>
                 <w:color w:val="111317"/>
                 <w:sz w:val="19"/>
               </w:rPr>
-              <w:t>Tapia M., Valera S., Yanapa R., De Jesús K.</w:t>
             </w:r>
           </w:p>
         </w:tc>
@@ -1971,63 +1946,55 @@
                 <w:color w:val="111317"/>
                 <w:sz w:val="19"/>
               </w:rPr>
-              <w:t>F</w:t>
+              <w:t>Marcelo Tapia (Product Owner) · Gestor MTC</w:t>
             </w:r>
             <w:r>
               <w:rPr>
                 <w:color w:val="111317"/>
                 <w:sz w:val="19"/>
               </w:rPr>
-              <w:t>a</w:t>
             </w:r>
             <w:r>
               <w:rPr>
                 <w:color w:val="111317"/>
                 <w:sz w:val="19"/>
               </w:rPr>
-              <w:t>b</w:t>
             </w:r>
             <w:r>
               <w:rPr>
                 <w:color w:val="111317"/>
                 <w:sz w:val="19"/>
               </w:rPr>
-              <w:t>i</w:t>
             </w:r>
             <w:r>
               <w:rPr>
                 <w:color w:val="111317"/>
                 <w:sz w:val="19"/>
               </w:rPr>
-              <w:t>á</w:t>
             </w:r>
             <w:r>
               <w:rPr>
                 <w:color w:val="111317"/>
                 <w:sz w:val="19"/>
               </w:rPr>
-              <w:t>n</w:t>
             </w:r>
             <w:r>
               <w:rPr>
                 <w:color w:val="111317"/>
                 <w:sz w:val="19"/>
               </w:rPr>
-              <w:t xml:space="preserve"> </w:t>
             </w:r>
             <w:r>
               <w:rPr>
                 <w:color w:val="111317"/>
                 <w:sz w:val="19"/>
               </w:rPr>
-              <w:t xml:space="preserve">Guerra </w:t>
             </w:r>
             <w:r>
               <w:rPr>
                 <w:color w:val="111317"/>
                 <w:sz w:val="19"/>
               </w:rPr>
-              <w:t>(Product Owner) · Gestor MTC</w:t>
             </w:r>
           </w:p>
         </w:tc>
@@ -2503,7 +2470,7 @@
                 <w:color w:val="E30613"/>
                 <w:sz w:val="18"/>
               </w:rPr>
-              <w:t>Fabián Guerra</w:t>
+              <w:t>Marcelo Tapia</w:t>
             </w:r>
           </w:p>
         </w:tc>
@@ -27199,6 +27166,36 @@
 </w:ftr>
 </file>
 
+<file path=word/footer2.xml><?xml version="1.0" encoding="utf-8"?>
+<w:ftr xmlns:m="http://schemas.openxmlformats.org/officeDocument/2006/math" xmlns:mc="http://schemas.openxmlformats.org/markup-compatibility/2006" xmlns:mo="http://schemas.microsoft.com/office/mac/office/2008/main" xmlns:mv="urn:schemas-microsoft-com:mac:vml" xmlns:o="urn:schemas-microsoft-com:office:office" xmlns:r="http://schemas.openxmlformats.org/officeDocument/2006/relationships" xmlns:v="urn:schemas-microsoft-com:vml" xmlns:w10="urn:schemas-microsoft-com:office:word" xmlns:w14="http://schemas.microsoft.com/office/word/2010/wordml" xmlns:w="http://schemas.openxmlformats.org/wordprocessingml/2006/main" xmlns:wne="http://schemas.microsoft.com/office/word/2006/wordml" xmlns:wp14="http://schemas.microsoft.com/office/word/2010/wordprocessingDrawing" xmlns:wp="http://schemas.openxmlformats.org/drawingml/2006/wordprocessingDrawing" xmlns:wpc="http://schemas.microsoft.com/office/word/2010/wordprocessingCanvas" xmlns:wpg="http://schemas.microsoft.com/office/word/2010/wordprocessingGroup" xmlns:wpi="http://schemas.microsoft.com/office/word/2010/wordprocessingInk" xmlns:wps="http://schemas.microsoft.com/office/word/2010/wordprocessingShape" mc:Ignorable="w14 wp14">
+  <w:p>
+    <w:pPr>
+      <w:pStyle w:val="Footer"/>
+    </w:pPr>
+  </w:p>
+</w:ftr>
+</file>
+
+<file path=word/footer3.xml><?xml version="1.0" encoding="utf-8"?>
+<w:ftr xmlns:m="http://schemas.openxmlformats.org/officeDocument/2006/math" xmlns:mc="http://schemas.openxmlformats.org/markup-compatibility/2006" xmlns:mo="http://schemas.microsoft.com/office/mac/office/2008/main" xmlns:mv="urn:schemas-microsoft-com:mac:vml" xmlns:o="urn:schemas-microsoft-com:office:office" xmlns:r="http://schemas.openxmlformats.org/officeDocument/2006/relationships" xmlns:v="urn:schemas-microsoft-com:vml" xmlns:w10="urn:schemas-microsoft-com:office:word" xmlns:w14="http://schemas.microsoft.com/office/word/2010/wordml" xmlns:w="http://schemas.openxmlformats.org/wordprocessingml/2006/main" xmlns:wne="http://schemas.microsoft.com/office/word/2006/wordml" xmlns:wp14="http://schemas.microsoft.com/office/word/2010/wordprocessingDrawing" xmlns:wp="http://schemas.openxmlformats.org/drawingml/2006/wordprocessingDrawing" xmlns:wpc="http://schemas.microsoft.com/office/word/2010/wordprocessingCanvas" xmlns:wpg="http://schemas.microsoft.com/office/word/2010/wordprocessingGroup" xmlns:wpi="http://schemas.microsoft.com/office/word/2010/wordprocessingInk" xmlns:wps="http://schemas.microsoft.com/office/word/2010/wordprocessingShape" mc:Ignorable="w14 wp14">
+  <w:p>
+    <w:pPr>
+      <w:pStyle w:val="Footer"/>
+    </w:pPr>
+  </w:p>
+</w:ftr>
+</file>
+
+<file path=word/footer4.xml><?xml version="1.0" encoding="utf-8"?>
+<w:ftr xmlns:m="http://schemas.openxmlformats.org/officeDocument/2006/math" xmlns:mc="http://schemas.openxmlformats.org/markup-compatibility/2006" xmlns:mo="http://schemas.microsoft.com/office/mac/office/2008/main" xmlns:mv="urn:schemas-microsoft-com:mac:vml" xmlns:o="urn:schemas-microsoft-com:office:office" xmlns:r="http://schemas.openxmlformats.org/officeDocument/2006/relationships" xmlns:v="urn:schemas-microsoft-com:vml" xmlns:w10="urn:schemas-microsoft-com:office:word" xmlns:w14="http://schemas.microsoft.com/office/word/2010/wordml" xmlns:w="http://schemas.openxmlformats.org/wordprocessingml/2006/main" xmlns:wne="http://schemas.microsoft.com/office/word/2006/wordml" xmlns:wp14="http://schemas.microsoft.com/office/word/2010/wordprocessingDrawing" xmlns:wp="http://schemas.openxmlformats.org/drawingml/2006/wordprocessingDrawing" xmlns:wpc="http://schemas.microsoft.com/office/word/2010/wordprocessingCanvas" xmlns:wpg="http://schemas.microsoft.com/office/word/2010/wordprocessingGroup" xmlns:wpi="http://schemas.microsoft.com/office/word/2010/wordprocessingInk" xmlns:wps="http://schemas.microsoft.com/office/word/2010/wordprocessingShape" mc:Ignorable="w14 wp14">
+  <w:p>
+    <w:pPr>
+      <w:pStyle w:val="Footer"/>
+    </w:pPr>
+  </w:p>
+</w:ftr>
+</file>
+
 <file path=word/footnotes.xml><?xml version="1.0" encoding="utf-8"?>
 <w:footnotes xmlns:wpc="http://schemas.microsoft.com/office/word/2010/wordprocessingCanvas" xmlns:cx="http://schemas.microsoft.com/office/drawing/2014/chartex" xmlns:cx1="http://schemas.microsoft.com/office/drawing/2015/9/8/chartex" xmlns:cx2="http://schemas.microsoft.com/office/drawing/2015/10/21/chartex" xmlns:cx3="http://schemas.microsoft.com/office/drawing/2016/5/9/chartex" xmlns:cx4="http://schemas.microsoft.com/office/drawing/2016/5/10/chartex" xmlns:cx5="http://schemas.microsoft.com/office/drawing/2016/5/11/chartex" xmlns:cx6="http://schemas.microsoft.com/office/drawing/2016/5/12/chartex" xmlns:cx7="http://schemas.microsoft.com/office/drawing/2016/5/13/chartex" xmlns:cx8="http://schemas.microsoft.com/office/drawing/2016/5/14/chartex" xmlns:mc="http://schemas.openxmlformats.org/markup-compatibility/2006" xmlns:aink="http://schemas.microsoft.com/office/drawing/2016/ink" xmlns:am3d="http://schemas.microsoft.com/office/drawing/2017/model3d" xmlns:o="urn:schemas-microsoft-com:office:office" xmlns:oel="http://schemas.microsoft.com/office/2019/extlst" xmlns:r="http://schemas.openxmlformats.org/officeDocument/2006/relationships" xmlns:m="http://schemas.openxmlformats.org/officeDocument/2006/math" xmlns:v="urn:schemas-microsoft-com:vml" xmlns:wp14="http://schemas.microsoft.com/office/word/2010/wordprocessingDrawing" xmlns:wp="http://schemas.openxmlformats.org/drawingml/2006/wordprocessingDrawing" xmlns:w10="urn:schemas-microsoft-com:office:word" xmlns:w="http://schemas.openxmlformats.org/wordprocessingml/2006/main" xmlns:w14="http://schemas.microsoft.com/office/word/2010/wordml" xmlns:w15="http://schemas.microsoft.com/office/word/2012/wordml" xmlns:w16cex="http://schemas.microsoft.com/office/word/2018/wordml/cex" xmlns:w16cid="http://schemas.microsoft.com/office/word/2016/wordml/cid" xmlns:w16="http://schemas.microsoft.com/office/word/2018/wordml" xmlns:w16du="http://schemas.microsoft.com/office/word/2023/wordml/word16du" xmlns:w16sdtdh="http://schemas.microsoft.com/office/word/2020/wordml/sdtdatahash" xmlns:w16sdtfl="http://schemas.microsoft.com/office/word/2024/wordml/sdtformatlock" xmlns:w16se="http://schemas.microsoft.com/office/word/2015/wordml/symex" xmlns:wpg="http://schemas.microsoft.com/office/word/2010/wordprocessingGroup" xmlns:wpi="http://schemas.microsoft.com/office/word/2010/wordprocessingInk" xmlns:wne="http://schemas.microsoft.com/office/word/2006/wordml" xmlns:wps="http://schemas.microsoft.com/office/word/2010/wordprocessingShape" mc:Ignorable="w14 w15 w16se w16cid w16 w16cex w16sdtdh w16sdtfl w16du wp14">
   <w:footnote w:type="separator" w:id="-1">
@@ -27256,6 +27253,36 @@
       </w:rPr>
       <w:t>MUS-RT-2026-001 · V01.00</w:t>
     </w:r>
+  </w:p>
+</w:hdr>
+</file>
+
+<file path=word/header2.xml><?xml version="1.0" encoding="utf-8"?>
+<w:hdr xmlns:m="http://schemas.openxmlformats.org/officeDocument/2006/math" xmlns:mc="http://schemas.openxmlformats.org/markup-compatibility/2006" xmlns:mo="http://schemas.microsoft.com/office/mac/office/2008/main" xmlns:mv="urn:schemas-microsoft-com:mac:vml" xmlns:o="urn:schemas-microsoft-com:office:office" xmlns:r="http://schemas.openxmlformats.org/officeDocument/2006/relationships" xmlns:v="urn:schemas-microsoft-com:vml" xmlns:w10="urn:schemas-microsoft-com:office:word" xmlns:w14="http://schemas.microsoft.com/office/word/2010/wordml" xmlns:w="http://schemas.openxmlformats.org/wordprocessingml/2006/main" xmlns:wne="http://schemas.microsoft.com/office/word/2006/wordml" xmlns:wp14="http://schemas.microsoft.com/office/word/2010/wordprocessingDrawing" xmlns:wp="http://schemas.openxmlformats.org/drawingml/2006/wordprocessingDrawing" xmlns:wpc="http://schemas.microsoft.com/office/word/2010/wordprocessingCanvas" xmlns:wpg="http://schemas.microsoft.com/office/word/2010/wordprocessingGroup" xmlns:wpi="http://schemas.microsoft.com/office/word/2010/wordprocessingInk" xmlns:wps="http://schemas.microsoft.com/office/word/2010/wordprocessingShape" mc:Ignorable="w14 wp14">
+  <w:p>
+    <w:pPr>
+      <w:pStyle w:val="Header"/>
+    </w:pPr>
+  </w:p>
+</w:hdr>
+</file>
+
+<file path=word/header3.xml><?xml version="1.0" encoding="utf-8"?>
+<w:hdr xmlns:m="http://schemas.openxmlformats.org/officeDocument/2006/math" xmlns:mc="http://schemas.openxmlformats.org/markup-compatibility/2006" xmlns:mo="http://schemas.microsoft.com/office/mac/office/2008/main" xmlns:mv="urn:schemas-microsoft-com:mac:vml" xmlns:o="urn:schemas-microsoft-com:office:office" xmlns:r="http://schemas.openxmlformats.org/officeDocument/2006/relationships" xmlns:v="urn:schemas-microsoft-com:vml" xmlns:w10="urn:schemas-microsoft-com:office:word" xmlns:w14="http://schemas.microsoft.com/office/word/2010/wordml" xmlns:w="http://schemas.openxmlformats.org/wordprocessingml/2006/main" xmlns:wne="http://schemas.microsoft.com/office/word/2006/wordml" xmlns:wp14="http://schemas.microsoft.com/office/word/2010/wordprocessingDrawing" xmlns:wp="http://schemas.openxmlformats.org/drawingml/2006/wordprocessingDrawing" xmlns:wpc="http://schemas.microsoft.com/office/word/2010/wordprocessingCanvas" xmlns:wpg="http://schemas.microsoft.com/office/word/2010/wordprocessingGroup" xmlns:wpi="http://schemas.microsoft.com/office/word/2010/wordprocessingInk" xmlns:wps="http://schemas.microsoft.com/office/word/2010/wordprocessingShape" mc:Ignorable="w14 wp14">
+  <w:p>
+    <w:pPr>
+      <w:pStyle w:val="Header"/>
+    </w:pPr>
+  </w:p>
+</w:hdr>
+</file>
+
+<file path=word/header4.xml><?xml version="1.0" encoding="utf-8"?>
+<w:hdr xmlns:m="http://schemas.openxmlformats.org/officeDocument/2006/math" xmlns:mc="http://schemas.openxmlformats.org/markup-compatibility/2006" xmlns:mo="http://schemas.microsoft.com/office/mac/office/2008/main" xmlns:mv="urn:schemas-microsoft-com:mac:vml" xmlns:o="urn:schemas-microsoft-com:office:office" xmlns:r="http://schemas.openxmlformats.org/officeDocument/2006/relationships" xmlns:v="urn:schemas-microsoft-com:vml" xmlns:w10="urn:schemas-microsoft-com:office:word" xmlns:w14="http://schemas.microsoft.com/office/word/2010/wordml" xmlns:w="http://schemas.openxmlformats.org/wordprocessingml/2006/main" xmlns:wne="http://schemas.microsoft.com/office/word/2006/wordml" xmlns:wp14="http://schemas.microsoft.com/office/word/2010/wordprocessingDrawing" xmlns:wp="http://schemas.openxmlformats.org/drawingml/2006/wordprocessingDrawing" xmlns:wpc="http://schemas.microsoft.com/office/word/2010/wordprocessingCanvas" xmlns:wpg="http://schemas.microsoft.com/office/word/2010/wordprocessingGroup" xmlns:wpi="http://schemas.microsoft.com/office/word/2010/wordprocessingInk" xmlns:wps="http://schemas.microsoft.com/office/word/2010/wordprocessingShape" mc:Ignorable="w14 wp14">
+  <w:p>
+    <w:pPr>
+      <w:pStyle w:val="Header"/>
+    </w:pPr>
   </w:p>
 </w:hdr>
 </file>
